--- a/pkg/dc3/plantilla/dc3.docx
+++ b/pkg/dc3/plantilla/dc3.docx
@@ -10204,6 +10204,22 @@
           <w:sz w:val="18"/>
         </w:rPr>
         <w:t>VERSO</w:t>
+      </w:r>
+    </w:p>
+    <w:p>
+      <w:pPr>
+        <w:jc w:val="center"/>
+        <w:rPr>
+          <w:rFonts w:ascii="Arial Narrow" w:hAnsi="Arial Narrow"/>
+          <w:sz w:val="14"/>
+        </w:rPr>
+      </w:pPr>
+      <w:r>
+        <w:rPr>
+          <w:rFonts w:ascii="Arial Narrow" w:hAnsi="Arial Narrow"/>
+          <w:sz w:val="14"/>
+        </w:rPr>
+        <w:t xml:space="preserve">{Folio}</w:t>
       </w:r>
     </w:p>
     <w:sectPr>

--- a/pkg/dc3/plantilla/dc3.docx
+++ b/pkg/dc3/plantilla/dc3.docx
@@ -15,7 +15,7 @@
       </w:tblGrid>
       <w:tr>
         <w:trPr>
-          <w:trHeight w:hRule="exact" w:val="227"/>
+          <w:trHeight w:hRule="atLeast" w:val="227"/>
         </w:trPr>
         <w:tc>
           <w:tcPr>
@@ -492,7 +492,7 @@
       </w:tr>
       <w:tr>
         <w:trPr>
-          <w:trHeight w:hRule="exact" w:val="227"/>
+          <w:trHeight w:hRule="atLeast" w:val="227"/>
         </w:trPr>
         <w:tc>
           <w:tcPr>
@@ -628,7 +628,7 @@
       </w:tr>
       <w:tr>
         <w:trPr>
-          <w:trHeight w:hRule="exact" w:val="312"/>
+          <w:trHeight w:hRule="atLeast" w:val="312"/>
         </w:trPr>
         <w:tc>
           <w:tcPr>
@@ -1590,7 +1590,7 @@
       </w:tr>
       <w:tr>
         <w:trPr>
-          <w:trHeight w:hRule="exact" w:val="227"/>
+          <w:trHeight w:hRule="atLeast" w:val="227"/>
         </w:trPr>
         <w:tc>
           <w:tcPr>
@@ -1643,7 +1643,7 @@
       </w:tr>
       <w:tr>
         <w:trPr>
-          <w:trHeight w:hRule="exact" w:val="312"/>
+          <w:trHeight w:hRule="atLeast" w:val="312"/>
         </w:trPr>
         <w:tc>
           <w:tcPr>
@@ -2463,7 +2463,7 @@
       </w:tr>
       <w:tr>
         <w:trPr>
-          <w:trHeight w:hRule="exact" w:val="207"/>
+          <w:trHeight w:hRule="atLeast" w:val="207"/>
         </w:trPr>
         <w:tc>
           <w:tcPr>
@@ -2771,7 +2771,7 @@
       </w:tr>
       <w:tr>
         <w:trPr>
-          <w:trHeight w:hRule="exact" w:val="282"/>
+          <w:trHeight w:hRule="atLeast" w:val="282"/>
         </w:trPr>
         <w:tc>
           <w:tcPr>

--- a/pkg/dc3/plantilla/dc3.docx
+++ b/pkg/dc3/plantilla/dc3.docx
@@ -9388,6 +9388,7 @@
     </w:p>
     <w:p>
       <w:pPr>
+        <w:spacing w:before="240"/>
         <w:jc w:val="center"/>
         <w:rPr>
           <w:rFonts w:ascii="Arial Narrow" w:hAnsi="Arial Narrow"/>
